--- a/docs/1-云作业-发布部署指南.docx
+++ b/docs/1-云作业-发布部署指南.docx
@@ -6106,7 +6106,7 @@
           <w:sz w:val="18"/>
           <w:szCs w:val="18"/>
         </w:rPr>
-        <w:t xml:space="preserve">图 4　系统设置：注册开关与数据备份都在这里</w:t>
+        <w:t xml:space="preserve">图 4　系统设置：注册与班级策略、数据备份都在这里</w:t>
       </w:r>
     </w:p>
     <w:p>
@@ -6174,7 +6174,7 @@
           <w:sz w:val="18"/>
           <w:szCs w:val="18"/>
         </w:rPr>
-        <w:t xml:space="preserve"> 自助注册开关</w:t>
+        <w:t xml:space="preserve"> 开放学生自助注册</w:t>
       </w:r>
       <w:r>
         <w:rPr>
@@ -6202,7 +6202,7 @@
           <w:sz w:val="18"/>
           <w:szCs w:val="18"/>
         </w:rPr>
-        <w:t xml:space="preserve"> 注册页提示语</w:t>
+        <w:t xml:space="preserve"> 允许学生自选班级</w:t>
       </w:r>
       <w:r>
         <w:rPr>
@@ -6230,7 +6230,7 @@
           <w:sz w:val="18"/>
           <w:szCs w:val="18"/>
         </w:rPr>
-        <w:t xml:space="preserve"> 保存设置</w:t>
+        <w:t xml:space="preserve"> 注册页提示语</w:t>
       </w:r>
       <w:r>
         <w:rPr>
@@ -6250,6 +6250,34 @@
           <w:szCs w:val="18"/>
         </w:rPr>
         <w:t xml:space="preserve">5</w:t>
+      </w:r>
+      <w:r>
+        <w:rPr>
+          <w:rFonts w:ascii="宋体" w:hAnsi="宋体" w:eastAsia="宋体" w:cs="宋体"/>
+          <w:color w:val="47536B"/>
+          <w:sz w:val="18"/>
+          <w:szCs w:val="18"/>
+        </w:rPr>
+        <w:t xml:space="preserve"> 保存设置</w:t>
+      </w:r>
+      <w:r>
+        <w:rPr>
+          <w:rFonts w:ascii="宋体" w:hAnsi="宋体" w:eastAsia="宋体" w:cs="宋体"/>
+          <w:sz w:val="17"/>
+          <w:szCs w:val="17"/>
+        </w:rPr>
+        <w:t xml:space="preserve">　　</w:t>
+      </w:r>
+      <w:r>
+        <w:rPr>
+          <w:rFonts w:ascii="微软雅黑" w:hAnsi="微软雅黑" w:eastAsia="微软雅黑" w:cs="微软雅黑"/>
+          <w:b/>
+          <w:bCs/>
+          <w:color w:val="FF3B30"/>
+          <w:sz w:val="18"/>
+          <w:szCs w:val="18"/>
+        </w:rPr>
+        <w:t xml:space="preserve">6</w:t>
       </w:r>
       <w:r>
         <w:rPr>
